--- a/Science Books/Physics/Volume overview/42 - Could the Forces Be Geometry in Disguise_ - FINAL.docx
+++ b/Science Books/Physics/Volume overview/42 - Could the Forces Be Geometry in Disguise_ - FINAL.docx
@@ -87,7 +87,7 @@
         <w:jc w:val="both"/>
       </w:pPr>
       <w:r>
-        <w:t xml:space="preserve">Gauge symmetry is not merely a decorative mathematical property. It determines the structure of interactions. Quantum electrodynamics emerges from U(1) gauge symmetry. The strong interaction uses SU(3).</w:t>
+        <w:t>Gauge symmetry is not merely a decorative mathematical property. It determines the structure of interactions. Quantum electrodynamics emerges from a gauge symmetry called U(1). The strong interaction uses one called SU(3).</w:t>
       </w:r>
     </w:p>
     <w:p>
@@ -95,7 +95,7 @@
         <w:jc w:val="both"/>
       </w:pPr>
       <w:r>
-        <w:t xml:space="preserve">The electroweak theory uses SU(2) × U(1). These mathematical structures are enormously successful. They predict and organize real physics.</w:t>
+        <w:t>The electroweak theory uses SU(2) × U(1). Think of U(1), SU(2) and SU(3) as different families of internal rotation — each names a different shape of symmetry, the way a circle and a sphere are both round but round in different ways. That picture buys a feeling for why there are exactly three separate structures, not what makes any one of them true; the actual content lives in equations, and no metaphor is a substitute for them. These mathematical structures are enormously successful. They predict and organize real physics.</w:t>
       </w:r>
     </w:p>
     <w:p>
@@ -111,7 +111,7 @@
         <w:jc w:val="both"/>
       </w:pPr>
       <w:r>
-        <w:t xml:space="preserve">The strand model proposes that some of this structure might emerge from the properties of tiny strand crossings—orientation, twisting, phase and topology. If such a mechanism worked, gauge fields would not be fundamental ingredients inserted into the theory. They would be large-scale consequences of the microscopic structure. That is a beautiful possibility.</w:t>
+        <w:t>The strand model proposes that some of this structure might emerge from the properties of tiny strand crossings—orientation, twisting, phase and topology. That is the entire mechanism as it currently stands — nobody, including its proponent, has yet shown how those four words turn into the specific SU(3) × SU(2) × U(1) structure the Standard Model actually has. If such a mechanism worked, gauge fields would not be fundamental ingredients inserted into the theory. They would be large-scale consequences of the microscopic structure. That is a beautiful possibility.</w:t>
       </w:r>
     </w:p>
     <w:p>

--- a/Science Books/Physics/Volume overview/42 - Could the Forces Be Geometry in Disguise_ - FINAL.docx
+++ b/Science Books/Physics/Volume overview/42 - Could the Forces Be Geometry in Disguise_ - FINAL.docx
@@ -40,6 +40,19 @@
       </w:pPr>
       <w:r>
         <w:t>From Strands to Gauge Symmetry</w:t>
+      </w:r>
+    </w:p>
+    <w:p>
+      <w:pPr>
+        <w:jc w:val="both"/>
+      </w:pPr>
+      <w:r>
+        <w:rPr>
+          <w:b/>
+          <w:i/>
+          <w:color w:val="C00000"/>
+        </w:rPr>
+        <w:t xml:space="preserve">STATUS 2026-10-01 — MERGED, not a separate chapter. This source draft has been fully developed in Physics Vol. 3, Ch. 10, “Knots, Strands and One Tiny Rule: A Case Study in Speculation” (about 2,340 words), which merges plan items 40, 41, 42 and 43. Edit the chapter there. This file is kept unchanged below only as the original draft, so it is not duplicated as a second chapter.</w:t>
       </w:r>
     </w:p>
     <w:p>

--- a/Science Books/Physics/Volume overview/42 - Could the Forces Be Geometry in Disguise_ - FINAL.docx
+++ b/Science Books/Physics/Volume overview/42 - Could the Forces Be Geometry in Disguise_ - FINAL.docx
@@ -9,7 +9,7 @@
         <w:jc w:val="center"/>
       </w:pPr>
       <w:r>
-        <w:t>Science for Everyone</w:t>
+        <w:t>Physics, Actually</w:t>
       </w:r>
     </w:p>
     <w:p>
